--- a/docs/Fassbender-2026-Ignatiana-Introduction.docx
+++ b/docs/Fassbender-2026-Ignatiana-Introduction.docx
@@ -2316,7 +2316,7 @@
           <w:sz w:val="24"/>
           <w:szCs w:val="24"/>
         </w:rPr>
-        <w:t xml:space="preserve"> and Mullan and validated for completeness, 370 of 370 in all three languages. On this grid rest 1,887 canonical anchors tying paragraph numbers to the pages on which they begin in the reference editions, so that a concordance hit reads </w:t>
+        <w:t xml:space="preserve"> and Mullan and validated for completeness, 370 of 370 in all three languages. On this grid rest the apparatus’s 2,464 canonical anchors: 1,768 tie paragraph numbers to the pages on which they begin in the locked reference editions, so that a concordance hit reads </w:t>
       </w:r>
       <w:r>
         <w:rPr>
@@ -2356,7 +2356,7 @@
           <w:sz w:val="24"/>
           <w:szCs w:val="24"/>
         </w:rPr>
-        <w:t xml:space="preserve"> [134] rather than a page number nobody cites. The anchor table is released as a public-domain dataset because a citation index that others cannot build on is of little use.</w:t>
+        <w:t xml:space="preserve"> [134] rather than a page number nobody cites, while the shipped editions carry their numbers paragraph by paragraph and need no page index. The anchor table is released as a public-domain dataset because a citation index that others cannot build on is of little use.</w:t>
       </w:r>
     </w:p>
     <w:p>
